--- a/отчеты/Отчет по 4 лабе соп Курцева.docx
+++ b/отчеты/Отчет по 4 лабе соп Курцева.docx
@@ -175,7 +175,27 @@
           <w:bCs/>
           <w:szCs w:val="28"/>
         </w:rPr>
-        <w:t>Разработка GraphQL-контракта и язык запросов</w:t>
+        <w:t xml:space="preserve">Разработка </w:t>
+      </w:r>
+      <w:proofErr w:type="spellStart"/>
+      <w:r>
+        <w:rPr>
+          <w:rFonts w:cs="Times New Roman"/>
+          <w:b/>
+          <w:bCs/>
+          <w:szCs w:val="28"/>
+        </w:rPr>
+        <w:t>GraphQL</w:t>
+      </w:r>
+      <w:proofErr w:type="spellEnd"/>
+      <w:r>
+        <w:rPr>
+          <w:rFonts w:cs="Times New Roman"/>
+          <w:b/>
+          <w:bCs/>
+          <w:szCs w:val="28"/>
+        </w:rPr>
+        <w:t>-контракта и язык запросов</w:t>
       </w:r>
       <w:bookmarkEnd w:id="0"/>
       <w:r>
@@ -312,21 +332,41 @@
           <w:szCs w:val="28"/>
         </w:rPr>
       </w:pPr>
+      <w:proofErr w:type="spellStart"/>
       <w:r>
         <w:rPr>
           <w:b/>
           <w:bCs/>
           <w:szCs w:val="28"/>
         </w:rPr>
-        <w:t>Заманов Е</w:t>
-      </w:r>
+        <w:t>Заманов</w:t>
+      </w:r>
+      <w:proofErr w:type="spellEnd"/>
       <w:r>
         <w:rPr>
           <w:b/>
           <w:bCs/>
           <w:szCs w:val="28"/>
         </w:rPr>
-        <w:t>.Н.</w:t>
+        <w:t xml:space="preserve"> Е</w:t>
+      </w:r>
+      <w:r>
+        <w:rPr>
+          <w:b/>
+          <w:bCs/>
+          <w:szCs w:val="28"/>
+        </w:rPr>
+        <w:t>.А</w:t>
+      </w:r>
+      <w:bookmarkStart w:id="1" w:name="_GoBack"/>
+      <w:bookmarkEnd w:id="1"/>
+      <w:r>
+        <w:rPr>
+          <w:b/>
+          <w:bCs/>
+          <w:szCs w:val="28"/>
+        </w:rPr>
+        <w:t>.</w:t>
       </w:r>
     </w:p>
     <w:p>
@@ -362,13 +402,23 @@
           <w:szCs w:val="28"/>
         </w:rPr>
       </w:pPr>
+      <w:proofErr w:type="spellStart"/>
       <w:r>
         <w:rPr>
           <w:b/>
           <w:bCs/>
           <w:szCs w:val="28"/>
         </w:rPr>
-        <w:t>Курцева В. А</w:t>
+        <w:t>Курцева</w:t>
+      </w:r>
+      <w:proofErr w:type="spellEnd"/>
+      <w:r>
+        <w:rPr>
+          <w:b/>
+          <w:bCs/>
+          <w:szCs w:val="28"/>
+        </w:rPr>
+        <w:t xml:space="preserve"> В. А</w:t>
       </w:r>
       <w:r>
         <w:rPr>
@@ -1317,7 +1367,7 @@
           <w:b/>
         </w:rPr>
       </w:pPr>
-      <w:bookmarkStart w:id="1" w:name="_Toc232189993"/>
+      <w:bookmarkStart w:id="2" w:name="_Toc232189993"/>
       <w:r>
         <w:rPr>
           <w:b/>
@@ -1325,7 +1375,7 @@
         <w:lastRenderedPageBreak/>
         <w:t>Задания</w:t>
       </w:r>
-      <w:bookmarkEnd w:id="1"/>
+      <w:bookmarkEnd w:id="2"/>
     </w:p>
     <w:p>
       <w:pPr>
@@ -1342,7 +1392,63 @@
         <w:spacing w:line="360" w:lineRule="auto"/>
       </w:pPr>
       <w:r>
-        <w:t>Задания выполняются в проекте books-api-contract (файл src/main/resources/graphql/schema.graphqls) и в GraphiQL.</w:t>
+        <w:t xml:space="preserve">Задания выполняются в проекте </w:t>
+      </w:r>
+      <w:proofErr w:type="spellStart"/>
+      <w:r>
+        <w:t>books-api-contract</w:t>
+      </w:r>
+      <w:proofErr w:type="spellEnd"/>
+      <w:r>
+        <w:t xml:space="preserve"> (файл </w:t>
+      </w:r>
+      <w:proofErr w:type="spellStart"/>
+      <w:r>
+        <w:t>src</w:t>
+      </w:r>
+      <w:proofErr w:type="spellEnd"/>
+      <w:r>
+        <w:t>/</w:t>
+      </w:r>
+      <w:proofErr w:type="spellStart"/>
+      <w:r>
+        <w:t>main</w:t>
+      </w:r>
+      <w:proofErr w:type="spellEnd"/>
+      <w:r>
+        <w:t>/</w:t>
+      </w:r>
+      <w:proofErr w:type="spellStart"/>
+      <w:r>
+        <w:t>resources</w:t>
+      </w:r>
+      <w:proofErr w:type="spellEnd"/>
+      <w:r>
+        <w:t>/</w:t>
+      </w:r>
+      <w:proofErr w:type="spellStart"/>
+      <w:r>
+        <w:t>graphql</w:t>
+      </w:r>
+      <w:proofErr w:type="spellEnd"/>
+      <w:r>
+        <w:t>/</w:t>
+      </w:r>
+      <w:proofErr w:type="spellStart"/>
+      <w:r>
+        <w:t>schema.graphqls</w:t>
+      </w:r>
+      <w:proofErr w:type="spellEnd"/>
+      <w:r>
+        <w:t xml:space="preserve">) и в </w:t>
+      </w:r>
+      <w:proofErr w:type="spellStart"/>
+      <w:r>
+        <w:t>GraphiQL</w:t>
+      </w:r>
+      <w:proofErr w:type="spellEnd"/>
+      <w:r>
+        <w:t>.</w:t>
       </w:r>
     </w:p>
     <w:p>
@@ -1387,7 +1493,63 @@
         <w:rPr>
           <w:lang w:val="en-US"/>
         </w:rPr>
-        <w:t>books-api-contract/src/main/resources/graphql/schema.graphqls.</w:t>
+        <w:t>books-</w:t>
+      </w:r>
+      <w:proofErr w:type="spellStart"/>
+      <w:r>
+        <w:rPr>
+          <w:lang w:val="en-US"/>
+        </w:rPr>
+        <w:t>api</w:t>
+      </w:r>
+      <w:proofErr w:type="spellEnd"/>
+      <w:r>
+        <w:rPr>
+          <w:lang w:val="en-US"/>
+        </w:rPr>
+        <w:t>-contract/</w:t>
+      </w:r>
+      <w:proofErr w:type="spellStart"/>
+      <w:r>
+        <w:rPr>
+          <w:lang w:val="en-US"/>
+        </w:rPr>
+        <w:t>src</w:t>
+      </w:r>
+      <w:proofErr w:type="spellEnd"/>
+      <w:r>
+        <w:rPr>
+          <w:lang w:val="en-US"/>
+        </w:rPr>
+        <w:t>/main/resources/</w:t>
+      </w:r>
+      <w:proofErr w:type="spellStart"/>
+      <w:r>
+        <w:rPr>
+          <w:lang w:val="en-US"/>
+        </w:rPr>
+        <w:t>graphql</w:t>
+      </w:r>
+      <w:proofErr w:type="spellEnd"/>
+      <w:r>
+        <w:rPr>
+          <w:lang w:val="en-US"/>
+        </w:rPr>
+        <w:t>/</w:t>
+      </w:r>
+      <w:proofErr w:type="spellStart"/>
+      <w:r>
+        <w:rPr>
+          <w:lang w:val="en-US"/>
+        </w:rPr>
+        <w:t>schema.graphqls</w:t>
+      </w:r>
+      <w:proofErr w:type="spellEnd"/>
+      <w:r>
+        <w:rPr>
+          <w:lang w:val="en-US"/>
+        </w:rPr>
+        <w:t>.</w:t>
       </w:r>
     </w:p>
     <w:p>
@@ -1400,7 +1562,15 @@
       </w:r>
       <w:r>
         <w:tab/>
-        <w:t>Для каждого поля типа Query заполните таблицу.</w:t>
+        <w:t xml:space="preserve">Для каждого поля типа </w:t>
+      </w:r>
+      <w:proofErr w:type="spellStart"/>
+      <w:r>
+        <w:t>Query</w:t>
+      </w:r>
+      <w:proofErr w:type="spellEnd"/>
+      <w:r>
+        <w:t xml:space="preserve"> заполните таблицу.</w:t>
       </w:r>
     </w:p>
     <w:p>
@@ -1412,37 +1582,63 @@
         <w:t>3</w:t>
       </w:r>
       <w:r>
-        <w:rPr>
-          <w:lang w:val="en-US"/>
-        </w:rPr>
         <w:t>.</w:t>
       </w:r>
       <w:r>
-        <w:rPr>
-          <w:lang w:val="en-US"/>
-        </w:rPr>
         <w:tab/>
       </w:r>
       <w:r>
         <w:t>Сравните</w:t>
       </w:r>
       <w:r>
-        <w:rPr>
-          <w:lang w:val="en-US"/>
-        </w:rPr>
-        <w:t xml:space="preserve"> CreateBookInput </w:t>
+        <w:t xml:space="preserve"> </w:t>
+      </w:r>
+      <w:proofErr w:type="spellStart"/>
+      <w:r>
+        <w:rPr>
+          <w:lang w:val="en-US"/>
+        </w:rPr>
+        <w:t>CreateBookInput</w:t>
+      </w:r>
+      <w:proofErr w:type="spellEnd"/>
+      <w:r>
+        <w:t xml:space="preserve"> </w:t>
       </w:r>
       <w:r>
         <w:t>и</w:t>
       </w:r>
       <w:r>
-        <w:rPr>
-          <w:lang w:val="en-US"/>
-        </w:rPr>
-        <w:t xml:space="preserve"> UpdateBookInput. </w:t>
-      </w:r>
-      <w:r>
-        <w:t>Какое поле есть только в CreateBookInput? Почему его нет в UpdateBookInput?</w:t>
+        <w:t xml:space="preserve"> </w:t>
+      </w:r>
+      <w:proofErr w:type="spellStart"/>
+      <w:r>
+        <w:rPr>
+          <w:lang w:val="en-US"/>
+        </w:rPr>
+        <w:t>UpdateBookInput</w:t>
+      </w:r>
+      <w:proofErr w:type="spellEnd"/>
+      <w:r>
+        <w:t xml:space="preserve">. </w:t>
+      </w:r>
+      <w:r>
+        <w:t xml:space="preserve">Какое поле есть только в </w:t>
+      </w:r>
+      <w:proofErr w:type="spellStart"/>
+      <w:r>
+        <w:t>CreateBookInput</w:t>
+      </w:r>
+      <w:proofErr w:type="spellEnd"/>
+      <w:r>
+        <w:t xml:space="preserve">? Почему его нет в </w:t>
+      </w:r>
+      <w:proofErr w:type="spellStart"/>
+      <w:r>
+        <w:t>UpdateBookInput</w:t>
+      </w:r>
+      <w:proofErr w:type="spellEnd"/>
+      <w:r>
+        <w:t>?</w:t>
       </w:r>
     </w:p>
     <w:p>
@@ -1455,7 +1651,38 @@
       </w:r>
       <w:r>
         <w:tab/>
-        <w:t>В GraphiQL выполните интроспекцию-запрос, чтобы программно получить все поля типа Author.</w:t>
+      </w:r>
+      <w:proofErr w:type="gramStart"/>
+      <w:r>
+        <w:t>В</w:t>
+      </w:r>
+      <w:proofErr w:type="gramEnd"/>
+      <w:r>
+        <w:t xml:space="preserve"> </w:t>
+      </w:r>
+      <w:proofErr w:type="spellStart"/>
+      <w:r>
+        <w:t>GraphiQL</w:t>
+      </w:r>
+      <w:proofErr w:type="spellEnd"/>
+      <w:r>
+        <w:t xml:space="preserve"> выполните интроспекцию-запрос, чтобы </w:t>
+      </w:r>
+      <w:proofErr w:type="spellStart"/>
+      <w:r>
+        <w:t>программно</w:t>
+      </w:r>
+      <w:proofErr w:type="spellEnd"/>
+      <w:r>
+        <w:t xml:space="preserve"> получить все поля типа </w:t>
+      </w:r>
+      <w:proofErr w:type="spellStart"/>
+      <w:r>
+        <w:t>Author</w:t>
+      </w:r>
+      <w:proofErr w:type="spellEnd"/>
+      <w:r>
+        <w:t>.</w:t>
       </w:r>
     </w:p>
     <w:p>
@@ -1473,7 +1700,23 @@
         <w:spacing w:line="360" w:lineRule="auto"/>
       </w:pPr>
       <w:r>
-        <w:t>Напишите GraphQL-запросы для каждого сценария. Выполните их в GraphiQL и запишите ответ:</w:t>
+        <w:t xml:space="preserve">Напишите </w:t>
+      </w:r>
+      <w:proofErr w:type="spellStart"/>
+      <w:r>
+        <w:t>GraphQL</w:t>
+      </w:r>
+      <w:proofErr w:type="spellEnd"/>
+      <w:r>
+        <w:t xml:space="preserve">-запросы для каждого сценария. Выполните их в </w:t>
+      </w:r>
+      <w:proofErr w:type="spellStart"/>
+      <w:r>
+        <w:t>GraphiQL</w:t>
+      </w:r>
+      <w:proofErr w:type="spellEnd"/>
+      <w:r>
+        <w:t xml:space="preserve"> и запишите ответ:</w:t>
       </w:r>
     </w:p>
     <w:p>
@@ -1486,7 +1729,31 @@
       </w:r>
       <w:r>
         <w:tab/>
-        <w:t>Получите список всех книг, включая только поля title, isbn и fullName автора.</w:t>
+        <w:t xml:space="preserve">Получите список всех книг, включая только поля </w:t>
+      </w:r>
+      <w:proofErr w:type="spellStart"/>
+      <w:r>
+        <w:t>title</w:t>
+      </w:r>
+      <w:proofErr w:type="spellEnd"/>
+      <w:r>
+        <w:t xml:space="preserve">, </w:t>
+      </w:r>
+      <w:proofErr w:type="spellStart"/>
+      <w:r>
+        <w:t>isbn</w:t>
+      </w:r>
+      <w:proofErr w:type="spellEnd"/>
+      <w:r>
+        <w:t xml:space="preserve"> и </w:t>
+      </w:r>
+      <w:proofErr w:type="spellStart"/>
+      <w:r>
+        <w:t>fullName</w:t>
+      </w:r>
+      <w:proofErr w:type="spellEnd"/>
+      <w:r>
+        <w:t xml:space="preserve"> автора.</w:t>
       </w:r>
     </w:p>
     <w:p>
@@ -1499,7 +1766,31 @@
       </w:r>
       <w:r>
         <w:tab/>
-        <w:t>Получите автора с id: "1" вместе со всеми полями и его книгами (только title и genre).</w:t>
+        <w:t xml:space="preserve">Получите автора с </w:t>
+      </w:r>
+      <w:proofErr w:type="spellStart"/>
+      <w:r>
+        <w:t>id</w:t>
+      </w:r>
+      <w:proofErr w:type="spellEnd"/>
+      <w:r>
+        <w:t xml:space="preserve">: "1" вместе со всеми полями и его книгами (только </w:t>
+      </w:r>
+      <w:proofErr w:type="spellStart"/>
+      <w:r>
+        <w:t>title</w:t>
+      </w:r>
+      <w:proofErr w:type="spellEnd"/>
+      <w:r>
+        <w:t xml:space="preserve"> и </w:t>
+      </w:r>
+      <w:proofErr w:type="spellStart"/>
+      <w:r>
+        <w:t>genre</w:t>
+      </w:r>
+      <w:proofErr w:type="spellEnd"/>
+      <w:r>
+        <w:t>).</w:t>
       </w:r>
     </w:p>
     <w:p>
@@ -1512,7 +1803,31 @@
       </w:r>
       <w:r>
         <w:tab/>
-        <w:t>Используя алиасы, получите данные автора 1 и автора 2 в одном запросе (только fullName и booksCount).</w:t>
+        <w:t xml:space="preserve">Используя </w:t>
+      </w:r>
+      <w:proofErr w:type="spellStart"/>
+      <w:r>
+        <w:t>алиасы</w:t>
+      </w:r>
+      <w:proofErr w:type="spellEnd"/>
+      <w:r>
+        <w:t xml:space="preserve">, получите данные автора 1 и автора 2 в одном запросе (только </w:t>
+      </w:r>
+      <w:proofErr w:type="spellStart"/>
+      <w:r>
+        <w:t>fullName</w:t>
+      </w:r>
+      <w:proofErr w:type="spellEnd"/>
+      <w:r>
+        <w:t xml:space="preserve"> и </w:t>
+      </w:r>
+      <w:proofErr w:type="spellStart"/>
+      <w:r>
+        <w:t>booksCount</w:t>
+      </w:r>
+      <w:proofErr w:type="spellEnd"/>
+      <w:r>
+        <w:t>).</w:t>
       </w:r>
     </w:p>
     <w:p>
@@ -1525,7 +1840,23 @@
       </w:r>
       <w:r>
         <w:tab/>
-        <w:t>Используя переменные, напишите универсальный запрос для получения книги по ID. Протестируйте с id: "1" и id: "2".</w:t>
+        <w:t xml:space="preserve">Используя переменные, напишите универсальный запрос для получения книги по ID. Протестируйте с </w:t>
+      </w:r>
+      <w:proofErr w:type="spellStart"/>
+      <w:r>
+        <w:t>id</w:t>
+      </w:r>
+      <w:proofErr w:type="spellEnd"/>
+      <w:r>
+        <w:t xml:space="preserve">: "1" и </w:t>
+      </w:r>
+      <w:proofErr w:type="spellStart"/>
+      <w:r>
+        <w:t>id</w:t>
+      </w:r>
+      <w:proofErr w:type="spellEnd"/>
+      <w:r>
+        <w:t>: "2".</w:t>
       </w:r>
     </w:p>
     <w:p>
@@ -1547,7 +1878,31 @@
       </w:r>
       <w:r>
         <w:tab/>
-        <w:t>Создайте нового автора с именем, фамилией потока (мастеры / бакалавры) и национальностью. В ответе запросите id, fullName.</w:t>
+        <w:t>Создайте нового автора с именем, фамилией потока (</w:t>
+      </w:r>
+      <w:proofErr w:type="spellStart"/>
+      <w:r>
+        <w:t>мастеры</w:t>
+      </w:r>
+      <w:proofErr w:type="spellEnd"/>
+      <w:r>
+        <w:t xml:space="preserve"> / бакалавры) и национальностью. В ответе запросите </w:t>
+      </w:r>
+      <w:proofErr w:type="spellStart"/>
+      <w:r>
+        <w:t>id</w:t>
+      </w:r>
+      <w:proofErr w:type="spellEnd"/>
+      <w:r>
+        <w:t xml:space="preserve">, </w:t>
+      </w:r>
+      <w:proofErr w:type="spellStart"/>
+      <w:r>
+        <w:t>fullName</w:t>
+      </w:r>
+      <w:proofErr w:type="spellEnd"/>
+      <w:r>
+        <w:t>.</w:t>
       </w:r>
     </w:p>
     <w:p>
@@ -1560,7 +1915,39 @@
       </w:r>
       <w:r>
         <w:tab/>
-        <w:t>Создайте книгу для этого автора. В ответе запросите id, title, isbn и fullName автора.</w:t>
+        <w:t xml:space="preserve">Создайте книгу для этого автора. В ответе запросите </w:t>
+      </w:r>
+      <w:proofErr w:type="spellStart"/>
+      <w:r>
+        <w:t>id</w:t>
+      </w:r>
+      <w:proofErr w:type="spellEnd"/>
+      <w:r>
+        <w:t xml:space="preserve">, </w:t>
+      </w:r>
+      <w:proofErr w:type="spellStart"/>
+      <w:r>
+        <w:t>title</w:t>
+      </w:r>
+      <w:proofErr w:type="spellEnd"/>
+      <w:r>
+        <w:t xml:space="preserve">, </w:t>
+      </w:r>
+      <w:proofErr w:type="spellStart"/>
+      <w:r>
+        <w:t>isbn</w:t>
+      </w:r>
+      <w:proofErr w:type="spellEnd"/>
+      <w:r>
+        <w:t xml:space="preserve"> и </w:t>
+      </w:r>
+      <w:proofErr w:type="spellStart"/>
+      <w:r>
+        <w:t>fullName</w:t>
+      </w:r>
+      <w:proofErr w:type="spellEnd"/>
+      <w:r>
+        <w:t xml:space="preserve"> автора.</w:t>
       </w:r>
     </w:p>
     <w:p>
@@ -1574,7 +1961,23 @@
       </w:r>
       <w:r>
         <w:tab/>
-        <w:t>Обновите созданную книгу - измените title. Убедитесь, что isbn остался прежним.</w:t>
+        <w:t xml:space="preserve">Обновите созданную книгу - измените </w:t>
+      </w:r>
+      <w:proofErr w:type="spellStart"/>
+      <w:r>
+        <w:t>title</w:t>
+      </w:r>
+      <w:proofErr w:type="spellEnd"/>
+      <w:r>
+        <w:t xml:space="preserve">. Убедитесь, что </w:t>
+      </w:r>
+      <w:proofErr w:type="spellStart"/>
+      <w:r>
+        <w:t>isbn</w:t>
+      </w:r>
+      <w:proofErr w:type="spellEnd"/>
+      <w:r>
+        <w:t xml:space="preserve"> остался прежним.</w:t>
       </w:r>
     </w:p>
     <w:p>
@@ -1596,8 +1999,21 @@
         <w:spacing w:line="360" w:lineRule="auto"/>
       </w:pPr>
       <w:r>
-        <w:t>Задание 4. Расширение схемы - новый input-тип AuthorFilter</w:t>
-      </w:r>
+        <w:t xml:space="preserve">Задание 4. Расширение схемы - новый </w:t>
+      </w:r>
+      <w:proofErr w:type="spellStart"/>
+      <w:r>
+        <w:t>input</w:t>
+      </w:r>
+      <w:proofErr w:type="spellEnd"/>
+      <w:r>
+        <w:t xml:space="preserve">-тип </w:t>
+      </w:r>
+      <w:proofErr w:type="spellStart"/>
+      <w:r>
+        <w:t>AuthorFilter</w:t>
+      </w:r>
+      <w:proofErr w:type="spellEnd"/>
     </w:p>
     <w:p>
       <w:pPr>
@@ -1605,7 +2021,23 @@
         <w:spacing w:line="360" w:lineRule="auto"/>
       </w:pPr>
       <w:r>
-        <w:t>В текущей схеме у запроса authors нет фильтрации (в отличие от books).</w:t>
+        <w:t xml:space="preserve">В текущей схеме у запроса </w:t>
+      </w:r>
+      <w:proofErr w:type="spellStart"/>
+      <w:r>
+        <w:t>authors</w:t>
+      </w:r>
+      <w:proofErr w:type="spellEnd"/>
+      <w:r>
+        <w:t xml:space="preserve"> нет фильтрации (в отличие от </w:t>
+      </w:r>
+      <w:proofErr w:type="spellStart"/>
+      <w:r>
+        <w:t>books</w:t>
+      </w:r>
+      <w:proofErr w:type="spellEnd"/>
+      <w:r>
+        <w:t>).</w:t>
       </w:r>
     </w:p>
     <w:p>
@@ -1618,7 +2050,15 @@
       </w:r>
       <w:r>
         <w:tab/>
-        <w:t>Создайте входной тип AuthorFilter с полями:</w:t>
+        <w:t xml:space="preserve">Создайте входной тип </w:t>
+      </w:r>
+      <w:proofErr w:type="spellStart"/>
+      <w:r>
+        <w:t>AuthorFilter</w:t>
+      </w:r>
+      <w:proofErr w:type="spellEnd"/>
+      <w:r>
+        <w:t xml:space="preserve"> с полями:</w:t>
       </w:r>
     </w:p>
     <w:p>
@@ -1631,7 +2071,22 @@
       </w:r>
       <w:r>
         <w:tab/>
-        <w:t>nationality: String - фильтрация по национальности</w:t>
+      </w:r>
+      <w:proofErr w:type="spellStart"/>
+      <w:r>
+        <w:t>nationality</w:t>
+      </w:r>
+      <w:proofErr w:type="spellEnd"/>
+      <w:r>
+        <w:t xml:space="preserve">: </w:t>
+      </w:r>
+      <w:proofErr w:type="spellStart"/>
+      <w:r>
+        <w:t>String</w:t>
+      </w:r>
+      <w:proofErr w:type="spellEnd"/>
+      <w:r>
+        <w:t xml:space="preserve"> - фильтрация по национальности</w:t>
       </w:r>
     </w:p>
     <w:p>
@@ -1644,7 +2099,30 @@
       </w:r>
       <w:r>
         <w:tab/>
-        <w:t>nameSearch: String - поиск по имени (fullName)</w:t>
+      </w:r>
+      <w:proofErr w:type="spellStart"/>
+      <w:r>
+        <w:t>nameSearch</w:t>
+      </w:r>
+      <w:proofErr w:type="spellEnd"/>
+      <w:r>
+        <w:t xml:space="preserve">: </w:t>
+      </w:r>
+      <w:proofErr w:type="spellStart"/>
+      <w:r>
+        <w:t>String</w:t>
+      </w:r>
+      <w:proofErr w:type="spellEnd"/>
+      <w:r>
+        <w:t xml:space="preserve"> - поиск по имени (</w:t>
+      </w:r>
+      <w:proofErr w:type="spellStart"/>
+      <w:r>
+        <w:t>fullName</w:t>
+      </w:r>
+      <w:proofErr w:type="spellEnd"/>
+      <w:r>
+        <w:t>)</w:t>
       </w:r>
     </w:p>
     <w:p>
@@ -1657,7 +2135,39 @@
       </w:r>
       <w:r>
         <w:tab/>
-        <w:t>Добавьте аргумент filter: AuthorFilter к полю authors в типе Query.</w:t>
+        <w:t xml:space="preserve">Добавьте аргумент </w:t>
+      </w:r>
+      <w:proofErr w:type="spellStart"/>
+      <w:r>
+        <w:t>filter</w:t>
+      </w:r>
+      <w:proofErr w:type="spellEnd"/>
+      <w:r>
+        <w:t xml:space="preserve">: </w:t>
+      </w:r>
+      <w:proofErr w:type="spellStart"/>
+      <w:r>
+        <w:t>AuthorFilter</w:t>
+      </w:r>
+      <w:proofErr w:type="spellEnd"/>
+      <w:r>
+        <w:t xml:space="preserve"> к полю </w:t>
+      </w:r>
+      <w:proofErr w:type="spellStart"/>
+      <w:r>
+        <w:t>authors</w:t>
+      </w:r>
+      <w:proofErr w:type="spellEnd"/>
+      <w:r>
+        <w:t xml:space="preserve"> в типе </w:t>
+      </w:r>
+      <w:proofErr w:type="spellStart"/>
+      <w:r>
+        <w:t>Query</w:t>
+      </w:r>
+      <w:proofErr w:type="spellEnd"/>
+      <w:r>
+        <w:t>.</w:t>
       </w:r>
     </w:p>
     <w:p>
@@ -1679,8 +2189,13 @@
         <w:spacing w:line="360" w:lineRule="auto"/>
       </w:pPr>
       <w:r>
-        <w:t>Задание 5. Проектирование нового типа Review</w:t>
-      </w:r>
+        <w:t xml:space="preserve">Задание 5. Проектирование нового типа </w:t>
+      </w:r>
+      <w:proofErr w:type="spellStart"/>
+      <w:r>
+        <w:t>Review</w:t>
+      </w:r>
+      <w:proofErr w:type="spellEnd"/>
     </w:p>
     <w:p>
       <w:pPr>
@@ -1745,7 +2260,35 @@
         <w:rPr>
           <w:lang w:val="en-US"/>
         </w:rPr>
-        <w:t>: id: ID!, text: String!, rating: Int! (</w:t>
+        <w:t xml:space="preserve">: id: </w:t>
+      </w:r>
+      <w:proofErr w:type="gramStart"/>
+      <w:r>
+        <w:rPr>
+          <w:lang w:val="en-US"/>
+        </w:rPr>
+        <w:t>ID!,</w:t>
+      </w:r>
+      <w:proofErr w:type="gramEnd"/>
+      <w:r>
+        <w:rPr>
+          <w:lang w:val="en-US"/>
+        </w:rPr>
+        <w:t xml:space="preserve"> text: String!, rating: </w:t>
+      </w:r>
+      <w:proofErr w:type="spellStart"/>
+      <w:r>
+        <w:rPr>
+          <w:lang w:val="en-US"/>
+        </w:rPr>
+        <w:t>Int</w:t>
+      </w:r>
+      <w:proofErr w:type="spellEnd"/>
+      <w:r>
+        <w:rPr>
+          <w:lang w:val="en-US"/>
+        </w:rPr>
+        <w:t>! (</w:t>
       </w:r>
       <w:r>
         <w:t>от</w:t>
@@ -1763,8 +2306,38 @@
         <w:rPr>
           <w:lang w:val="en-US"/>
         </w:rPr>
-        <w:t xml:space="preserve"> 5), createdAt: DateTime!.</w:t>
-      </w:r>
+        <w:t xml:space="preserve"> 5), </w:t>
+      </w:r>
+      <w:proofErr w:type="spellStart"/>
+      <w:r>
+        <w:rPr>
+          <w:lang w:val="en-US"/>
+        </w:rPr>
+        <w:t>createdAt</w:t>
+      </w:r>
+      <w:proofErr w:type="spellEnd"/>
+      <w:r>
+        <w:rPr>
+          <w:lang w:val="en-US"/>
+        </w:rPr>
+        <w:t xml:space="preserve">: </w:t>
+      </w:r>
+      <w:proofErr w:type="spellStart"/>
+      <w:proofErr w:type="gramStart"/>
+      <w:r>
+        <w:rPr>
+          <w:lang w:val="en-US"/>
+        </w:rPr>
+        <w:t>DateTime</w:t>
+      </w:r>
+      <w:proofErr w:type="spellEnd"/>
+      <w:r>
+        <w:rPr>
+          <w:lang w:val="en-US"/>
+        </w:rPr>
+        <w:t>!.</w:t>
+      </w:r>
+      <w:proofErr w:type="gramEnd"/>
     </w:p>
     <w:p>
       <w:pPr>
@@ -1850,7 +2423,21 @@
         <w:rPr>
           <w:lang w:val="en-US"/>
         </w:rPr>
-        <w:t xml:space="preserve"> input CreateReviewInput </w:t>
+        <w:t xml:space="preserve"> input </w:t>
+      </w:r>
+      <w:proofErr w:type="spellStart"/>
+      <w:r>
+        <w:rPr>
+          <w:lang w:val="en-US"/>
+        </w:rPr>
+        <w:t>CreateReviewInput</w:t>
+      </w:r>
+      <w:proofErr w:type="spellEnd"/>
+      <w:r>
+        <w:rPr>
+          <w:lang w:val="en-US"/>
+        </w:rPr>
+        <w:t xml:space="preserve"> </w:t>
       </w:r>
       <w:r>
         <w:t>с</w:t>
@@ -1868,7 +2455,49 @@
         <w:rPr>
           <w:lang w:val="en-US"/>
         </w:rPr>
-        <w:t>: bookId: ID!, text: String!, rating: Int!.</w:t>
+        <w:t xml:space="preserve">: </w:t>
+      </w:r>
+      <w:proofErr w:type="spellStart"/>
+      <w:r>
+        <w:rPr>
+          <w:lang w:val="en-US"/>
+        </w:rPr>
+        <w:t>bookId</w:t>
+      </w:r>
+      <w:proofErr w:type="spellEnd"/>
+      <w:r>
+        <w:rPr>
+          <w:lang w:val="en-US"/>
+        </w:rPr>
+        <w:t xml:space="preserve">: </w:t>
+      </w:r>
+      <w:proofErr w:type="gramStart"/>
+      <w:r>
+        <w:rPr>
+          <w:lang w:val="en-US"/>
+        </w:rPr>
+        <w:t>ID!,</w:t>
+      </w:r>
+      <w:proofErr w:type="gramEnd"/>
+      <w:r>
+        <w:rPr>
+          <w:lang w:val="en-US"/>
+        </w:rPr>
+        <w:t xml:space="preserve"> text: String!, rating: </w:t>
+      </w:r>
+      <w:proofErr w:type="spellStart"/>
+      <w:r>
+        <w:rPr>
+          <w:lang w:val="en-US"/>
+        </w:rPr>
+        <w:t>Int</w:t>
+      </w:r>
+      <w:proofErr w:type="spellEnd"/>
+      <w:r>
+        <w:rPr>
+          <w:lang w:val="en-US"/>
+        </w:rPr>
+        <w:t>!.</w:t>
       </w:r>
     </w:p>
     <w:p>
@@ -1907,7 +2536,43 @@
         <w:rPr>
           <w:lang w:val="en-US"/>
         </w:rPr>
-        <w:t xml:space="preserve"> createReview(input: CreateReviewInput!): Review! </w:t>
+        <w:t xml:space="preserve"> </w:t>
+      </w:r>
+      <w:proofErr w:type="spellStart"/>
+      <w:proofErr w:type="gramStart"/>
+      <w:r>
+        <w:rPr>
+          <w:lang w:val="en-US"/>
+        </w:rPr>
+        <w:t>createReview</w:t>
+      </w:r>
+      <w:proofErr w:type="spellEnd"/>
+      <w:r>
+        <w:rPr>
+          <w:lang w:val="en-US"/>
+        </w:rPr>
+        <w:t>(</w:t>
+      </w:r>
+      <w:proofErr w:type="gramEnd"/>
+      <w:r>
+        <w:rPr>
+          <w:lang w:val="en-US"/>
+        </w:rPr>
+        <w:t xml:space="preserve">input: </w:t>
+      </w:r>
+      <w:proofErr w:type="spellStart"/>
+      <w:r>
+        <w:rPr>
+          <w:lang w:val="en-US"/>
+        </w:rPr>
+        <w:t>CreateReviewInput</w:t>
+      </w:r>
+      <w:proofErr w:type="spellEnd"/>
+      <w:r>
+        <w:rPr>
+          <w:lang w:val="en-US"/>
+        </w:rPr>
+        <w:t xml:space="preserve">!): Review! </w:t>
       </w:r>
       <w:r>
         <w:t>в</w:t>
@@ -1961,10 +2626,40 @@
         <w:rPr>
           <w:lang w:val="en-US"/>
         </w:rPr>
-        <w:t xml:space="preserve"> reviews(bookId: ID!): [Review!]! </w:t>
-      </w:r>
-      <w:r>
-        <w:t>в тип Query.</w:t>
+        <w:t xml:space="preserve"> </w:t>
+      </w:r>
+      <w:proofErr w:type="gramStart"/>
+      <w:r>
+        <w:rPr>
+          <w:lang w:val="en-US"/>
+        </w:rPr>
+        <w:t>reviews(</w:t>
+      </w:r>
+      <w:proofErr w:type="spellStart"/>
+      <w:proofErr w:type="gramEnd"/>
+      <w:r>
+        <w:rPr>
+          <w:lang w:val="en-US"/>
+        </w:rPr>
+        <w:t>bookId</w:t>
+      </w:r>
+      <w:proofErr w:type="spellEnd"/>
+      <w:r>
+        <w:rPr>
+          <w:lang w:val="en-US"/>
+        </w:rPr>
+        <w:t xml:space="preserve">: ID!): [Review!]! </w:t>
+      </w:r>
+      <w:r>
+        <w:t xml:space="preserve">в тип </w:t>
+      </w:r>
+      <w:proofErr w:type="spellStart"/>
+      <w:r>
+        <w:t>Query</w:t>
+      </w:r>
+      <w:proofErr w:type="spellEnd"/>
+      <w:r>
+        <w:t>.</w:t>
       </w:r>
     </w:p>
     <w:p>
@@ -1977,7 +2672,47 @@
       </w:r>
       <w:r>
         <w:tab/>
-        <w:t>Напишите (на бумаге/в файле) пример GraphQL-запроса, который получает книгу с id: "1", её title, и все рецензии с text и rating.</w:t>
+        <w:t xml:space="preserve">Напишите (на бумаге/в файле) пример </w:t>
+      </w:r>
+      <w:proofErr w:type="spellStart"/>
+      <w:r>
+        <w:t>GraphQL</w:t>
+      </w:r>
+      <w:proofErr w:type="spellEnd"/>
+      <w:r>
+        <w:t xml:space="preserve">-запроса, который получает книгу с </w:t>
+      </w:r>
+      <w:proofErr w:type="spellStart"/>
+      <w:r>
+        <w:t>id</w:t>
+      </w:r>
+      <w:proofErr w:type="spellEnd"/>
+      <w:r>
+        <w:t xml:space="preserve">: "1", её </w:t>
+      </w:r>
+      <w:proofErr w:type="spellStart"/>
+      <w:r>
+        <w:t>title</w:t>
+      </w:r>
+      <w:proofErr w:type="spellEnd"/>
+      <w:r>
+        <w:t xml:space="preserve">, и все рецензии с </w:t>
+      </w:r>
+      <w:proofErr w:type="spellStart"/>
+      <w:r>
+        <w:t>text</w:t>
+      </w:r>
+      <w:proofErr w:type="spellEnd"/>
+      <w:r>
+        <w:t xml:space="preserve"> и </w:t>
+      </w:r>
+      <w:proofErr w:type="spellStart"/>
+      <w:r>
+        <w:t>rating</w:t>
+      </w:r>
+      <w:proofErr w:type="spellEnd"/>
+      <w:r>
+        <w:t>.</w:t>
       </w:r>
     </w:p>
     <w:p>
@@ -2023,7 +2758,7 @@
           <w:b/>
         </w:rPr>
       </w:pPr>
-      <w:bookmarkStart w:id="2" w:name="_Toc232189994"/>
+      <w:bookmarkStart w:id="3" w:name="_Toc232189994"/>
       <w:r>
         <w:rPr>
           <w:b/>
@@ -2031,7 +2766,7 @@
         <w:lastRenderedPageBreak/>
         <w:t>Выполнение заданий</w:t>
       </w:r>
-      <w:bookmarkEnd w:id="2"/>
+      <w:bookmarkEnd w:id="3"/>
     </w:p>
     <w:p>
       <w:pPr>
@@ -2041,11 +2776,11 @@
         <w:jc w:val="center"/>
         <w:outlineLvl w:val="1"/>
       </w:pPr>
-      <w:bookmarkStart w:id="3" w:name="_Toc232189995"/>
+      <w:bookmarkStart w:id="4" w:name="_Toc232189995"/>
       <w:r>
         <w:t>Задание № 1</w:t>
       </w:r>
-      <w:bookmarkEnd w:id="3"/>
+      <w:bookmarkEnd w:id="4"/>
     </w:p>
     <w:p>
       <w:pPr>
@@ -2055,12 +2790,14 @@
       <w:r>
         <w:t xml:space="preserve">Описание каждого поля из схемы </w:t>
       </w:r>
+      <w:proofErr w:type="spellStart"/>
       <w:r>
         <w:rPr>
           <w:lang w:val="en-US"/>
         </w:rPr>
         <w:t>Graphqls</w:t>
       </w:r>
+      <w:proofErr w:type="spellEnd"/>
       <w:r>
         <w:t xml:space="preserve"> </w:t>
       </w:r>
@@ -2085,12 +2822,14 @@
       <w:r>
         <w:t xml:space="preserve"> </w:t>
       </w:r>
+      <w:proofErr w:type="spellStart"/>
       <w:r>
         <w:rPr>
           <w:lang w:val="en-US"/>
         </w:rPr>
         <w:t>Graphqls</w:t>
       </w:r>
+      <w:proofErr w:type="spellEnd"/>
     </w:p>
     <w:tbl>
       <w:tblPr>
@@ -2187,9 +2926,11 @@
             <w:pPr>
               <w:ind w:firstLine="0"/>
             </w:pPr>
+            <w:proofErr w:type="spellStart"/>
             <w:r>
               <w:t>book</w:t>
             </w:r>
+            <w:proofErr w:type="spellEnd"/>
           </w:p>
         </w:tc>
         <w:tc>
@@ -2219,9 +2960,11 @@
             <w:pPr>
               <w:ind w:firstLine="0"/>
             </w:pPr>
+            <w:proofErr w:type="spellStart"/>
             <w:r>
               <w:t>Book</w:t>
             </w:r>
+            <w:proofErr w:type="spellEnd"/>
           </w:p>
         </w:tc>
         <w:tc>
@@ -2233,7 +2976,31 @@
               <w:ind w:firstLine="0"/>
             </w:pPr>
             <w:r>
-              <w:t>GET /api/books/{id}</w:t>
+              <w:t>GET /</w:t>
+            </w:r>
+            <w:proofErr w:type="spellStart"/>
+            <w:r>
+              <w:t>api</w:t>
+            </w:r>
+            <w:proofErr w:type="spellEnd"/>
+            <w:r>
+              <w:t>/</w:t>
+            </w:r>
+            <w:proofErr w:type="spellStart"/>
+            <w:r>
+              <w:t>books</w:t>
+            </w:r>
+            <w:proofErr w:type="spellEnd"/>
+            <w:r>
+              <w:t>/{</w:t>
+            </w:r>
+            <w:proofErr w:type="spellStart"/>
+            <w:r>
+              <w:t>id</w:t>
+            </w:r>
+            <w:proofErr w:type="spellEnd"/>
+            <w:r>
+              <w:t>}</w:t>
             </w:r>
           </w:p>
         </w:tc>
@@ -2250,9 +3017,11 @@
             <w:pPr>
               <w:ind w:firstLine="0"/>
             </w:pPr>
+            <w:proofErr w:type="spellStart"/>
             <w:r>
               <w:t>books</w:t>
             </w:r>
+            <w:proofErr w:type="spellEnd"/>
           </w:p>
         </w:tc>
         <w:tc>
@@ -2270,7 +3039,49 @@
               <w:rPr>
                 <w:lang w:val="en-US"/>
               </w:rPr>
-              <w:t>filter: BookFilter, page: Int = 0, size: Int = 20</w:t>
+              <w:t xml:space="preserve">filter: </w:t>
+            </w:r>
+            <w:proofErr w:type="spellStart"/>
+            <w:r>
+              <w:rPr>
+                <w:lang w:val="en-US"/>
+              </w:rPr>
+              <w:t>BookFilter</w:t>
+            </w:r>
+            <w:proofErr w:type="spellEnd"/>
+            <w:r>
+              <w:rPr>
+                <w:lang w:val="en-US"/>
+              </w:rPr>
+              <w:t xml:space="preserve">, page: </w:t>
+            </w:r>
+            <w:proofErr w:type="spellStart"/>
+            <w:r>
+              <w:rPr>
+                <w:lang w:val="en-US"/>
+              </w:rPr>
+              <w:t>Int</w:t>
+            </w:r>
+            <w:proofErr w:type="spellEnd"/>
+            <w:r>
+              <w:rPr>
+                <w:lang w:val="en-US"/>
+              </w:rPr>
+              <w:t xml:space="preserve"> = 0, size: </w:t>
+            </w:r>
+            <w:proofErr w:type="spellStart"/>
+            <w:r>
+              <w:rPr>
+                <w:lang w:val="en-US"/>
+              </w:rPr>
+              <w:t>Int</w:t>
+            </w:r>
+            <w:proofErr w:type="spellEnd"/>
+            <w:r>
+              <w:rPr>
+                <w:lang w:val="en-US"/>
+              </w:rPr>
+              <w:t xml:space="preserve"> = 20</w:t>
             </w:r>
           </w:p>
         </w:tc>
@@ -2282,9 +3093,11 @@
             <w:pPr>
               <w:ind w:firstLine="0"/>
             </w:pPr>
+            <w:proofErr w:type="spellStart"/>
             <w:r>
               <w:t>BookConnection</w:t>
             </w:r>
+            <w:proofErr w:type="spellEnd"/>
           </w:p>
         </w:tc>
         <w:tc>
@@ -2296,8 +3109,21 @@
               <w:ind w:firstLine="0"/>
             </w:pPr>
             <w:r>
-              <w:t>GET /api/books</w:t>
-            </w:r>
+              <w:t>GET /</w:t>
+            </w:r>
+            <w:proofErr w:type="spellStart"/>
+            <w:r>
+              <w:t>api</w:t>
+            </w:r>
+            <w:proofErr w:type="spellEnd"/>
+            <w:r>
+              <w:t>/</w:t>
+            </w:r>
+            <w:proofErr w:type="spellStart"/>
+            <w:r>
+              <w:t>books</w:t>
+            </w:r>
+            <w:proofErr w:type="spellEnd"/>
           </w:p>
         </w:tc>
       </w:tr>
@@ -2313,9 +3139,11 @@
             <w:pPr>
               <w:ind w:firstLine="0"/>
             </w:pPr>
+            <w:proofErr w:type="spellStart"/>
             <w:r>
               <w:t>author</w:t>
             </w:r>
+            <w:proofErr w:type="spellEnd"/>
           </w:p>
         </w:tc>
         <w:tc>
@@ -2345,9 +3173,11 @@
             <w:pPr>
               <w:ind w:firstLine="0"/>
             </w:pPr>
+            <w:proofErr w:type="spellStart"/>
             <w:r>
               <w:t>Author</w:t>
             </w:r>
+            <w:proofErr w:type="spellEnd"/>
           </w:p>
         </w:tc>
         <w:tc>
@@ -2359,7 +3189,15 @@
               <w:ind w:firstLine="0"/>
             </w:pPr>
             <w:r>
-              <w:t>GET /api/</w:t>
+              <w:t>GET /</w:t>
+            </w:r>
+            <w:proofErr w:type="spellStart"/>
+            <w:r>
+              <w:t>api</w:t>
+            </w:r>
+            <w:proofErr w:type="spellEnd"/>
+            <w:r>
+              <w:t>/</w:t>
             </w:r>
             <w:r>
               <w:rPr>
@@ -2368,7 +3206,15 @@
               <w:t>authors</w:t>
             </w:r>
             <w:r>
-              <w:t>/{id}</w:t>
+              <w:t>/{</w:t>
+            </w:r>
+            <w:proofErr w:type="spellStart"/>
+            <w:r>
+              <w:t>id</w:t>
+            </w:r>
+            <w:proofErr w:type="spellEnd"/>
+            <w:r>
+              <w:t>}</w:t>
             </w:r>
           </w:p>
         </w:tc>
@@ -2385,9 +3231,11 @@
             <w:pPr>
               <w:ind w:firstLine="0"/>
             </w:pPr>
+            <w:proofErr w:type="spellStart"/>
             <w:r>
               <w:t>authors</w:t>
             </w:r>
+            <w:proofErr w:type="spellEnd"/>
           </w:p>
         </w:tc>
         <w:tc>
@@ -2405,7 +3253,35 @@
               <w:rPr>
                 <w:lang w:val="en-US"/>
               </w:rPr>
-              <w:t>page: Int = 0, size: Int = 20</w:t>
+              <w:t xml:space="preserve">page: </w:t>
+            </w:r>
+            <w:proofErr w:type="spellStart"/>
+            <w:r>
+              <w:rPr>
+                <w:lang w:val="en-US"/>
+              </w:rPr>
+              <w:t>Int</w:t>
+            </w:r>
+            <w:proofErr w:type="spellEnd"/>
+            <w:r>
+              <w:rPr>
+                <w:lang w:val="en-US"/>
+              </w:rPr>
+              <w:t xml:space="preserve"> = 0, size: </w:t>
+            </w:r>
+            <w:proofErr w:type="spellStart"/>
+            <w:r>
+              <w:rPr>
+                <w:lang w:val="en-US"/>
+              </w:rPr>
+              <w:t>Int</w:t>
+            </w:r>
+            <w:proofErr w:type="spellEnd"/>
+            <w:r>
+              <w:rPr>
+                <w:lang w:val="en-US"/>
+              </w:rPr>
+              <w:t xml:space="preserve"> = 20</w:t>
             </w:r>
           </w:p>
         </w:tc>
@@ -2417,9 +3293,11 @@
             <w:pPr>
               <w:ind w:firstLine="0"/>
             </w:pPr>
+            <w:proofErr w:type="spellStart"/>
             <w:r>
               <w:t>AuthorConnection</w:t>
             </w:r>
+            <w:proofErr w:type="spellEnd"/>
           </w:p>
         </w:tc>
         <w:tc>
@@ -2431,7 +3309,31 @@
               <w:ind w:firstLine="0"/>
             </w:pPr>
             <w:r>
-              <w:t>GET /api/authors/{id}</w:t>
+              <w:t>GET /</w:t>
+            </w:r>
+            <w:proofErr w:type="spellStart"/>
+            <w:r>
+              <w:t>api</w:t>
+            </w:r>
+            <w:proofErr w:type="spellEnd"/>
+            <w:r>
+              <w:t>/</w:t>
+            </w:r>
+            <w:proofErr w:type="spellStart"/>
+            <w:r>
+              <w:t>authors</w:t>
+            </w:r>
+            <w:proofErr w:type="spellEnd"/>
+            <w:r>
+              <w:t>/{</w:t>
+            </w:r>
+            <w:proofErr w:type="spellStart"/>
+            <w:r>
+              <w:t>id</w:t>
+            </w:r>
+            <w:proofErr w:type="spellEnd"/>
+            <w:r>
+              <w:t>}</w:t>
             </w:r>
           </w:p>
         </w:tc>
@@ -2456,9 +3358,19 @@
       <w:r>
         <w:t xml:space="preserve">Сравнение </w:t>
       </w:r>
-      <w:r>
-        <w:t>CreateBookInput и UpdateBookInput</w:t>
-      </w:r>
+      <w:proofErr w:type="spellStart"/>
+      <w:r>
+        <w:t>CreateBookInput</w:t>
+      </w:r>
+      <w:proofErr w:type="spellEnd"/>
+      <w:r>
+        <w:t xml:space="preserve"> и </w:t>
+      </w:r>
+      <w:proofErr w:type="spellStart"/>
+      <w:r>
+        <w:t>UpdateBookInput</w:t>
+      </w:r>
+      <w:proofErr w:type="spellEnd"/>
       <w:r>
         <w:t>.</w:t>
       </w:r>
@@ -2471,24 +3383,41 @@
         </w:tabs>
         <w:spacing w:line="360" w:lineRule="auto"/>
       </w:pPr>
-      <w:r>
-        <w:t xml:space="preserve">authorId: ID! – данное поле есть в CreateBookInput, потому что это создание новой книги, привязка к автору обаятельна.  В классе </w:t>
-      </w:r>
+      <w:proofErr w:type="spellStart"/>
+      <w:r>
+        <w:t>authorId</w:t>
+      </w:r>
+      <w:proofErr w:type="spellEnd"/>
+      <w:r>
+        <w:t xml:space="preserve">: ID! – данное поле есть в </w:t>
+      </w:r>
+      <w:proofErr w:type="spellStart"/>
+      <w:r>
+        <w:t>CreateBookInput</w:t>
+      </w:r>
+      <w:proofErr w:type="spellEnd"/>
+      <w:r>
+        <w:t xml:space="preserve">, потому что это создание новой книги, привязка к автору обаятельна.  В классе </w:t>
+      </w:r>
+      <w:proofErr w:type="spellStart"/>
       <w:r>
         <w:rPr>
           <w:lang w:val="en-US"/>
         </w:rPr>
         <w:t>BookRequest</w:t>
       </w:r>
+      <w:proofErr w:type="spellEnd"/>
       <w:r>
         <w:t xml:space="preserve"> поле </w:t>
       </w:r>
+      <w:proofErr w:type="spellStart"/>
       <w:r>
         <w:rPr>
           <w:lang w:val="en-US"/>
         </w:rPr>
         <w:t>authorid</w:t>
       </w:r>
+      <w:proofErr w:type="spellEnd"/>
       <w:r>
         <w:t xml:space="preserve"> отмечено аннотацией – поле не может быть пустым. При обновлении книги, это поле не обязательно, что при полно, что при частичном, так как автор у книги поменяться не может.</w:t>
       </w:r>
@@ -2580,11 +3509,11 @@
         <w:jc w:val="center"/>
         <w:outlineLvl w:val="1"/>
       </w:pPr>
-      <w:bookmarkStart w:id="4" w:name="_Toc232189996"/>
+      <w:bookmarkStart w:id="5" w:name="_Toc232189996"/>
       <w:r>
         <w:t>Задание № 2</w:t>
       </w:r>
-      <w:bookmarkEnd w:id="4"/>
+      <w:bookmarkEnd w:id="5"/>
     </w:p>
     <w:p>
       <w:pPr>
@@ -2713,6 +3642,7 @@
         </w:rPr>
         <w:t xml:space="preserve">, </w:t>
       </w:r>
+      <w:proofErr w:type="spellStart"/>
       <w:r>
         <w:rPr>
           <w:rFonts w:cs="Times New Roman"/>
@@ -2720,12 +3650,14 @@
         </w:rPr>
         <w:t>isbn</w:t>
       </w:r>
+      <w:proofErr w:type="spellEnd"/>
       <w:r>
         <w:rPr>
           <w:rFonts w:cs="Times New Roman"/>
         </w:rPr>
         <w:t xml:space="preserve"> и </w:t>
       </w:r>
+      <w:proofErr w:type="spellStart"/>
       <w:r>
         <w:rPr>
           <w:rFonts w:cs="Times New Roman"/>
@@ -2733,6 +3665,7 @@
         </w:rPr>
         <w:t>fullName</w:t>
       </w:r>
+      <w:proofErr w:type="spellEnd"/>
       <w:r>
         <w:rPr>
           <w:rFonts w:cs="Times New Roman"/>
@@ -2823,7 +3756,49 @@
         <w:rPr>
           <w:rFonts w:cs="Times New Roman"/>
         </w:rPr>
-        <w:t xml:space="preserve"> автора с id: "1" вместе со всеми полями и его книгами (только title и genre).</w:t>
+        <w:t xml:space="preserve"> автора с </w:t>
+      </w:r>
+      <w:proofErr w:type="spellStart"/>
+      <w:r>
+        <w:rPr>
+          <w:rFonts w:cs="Times New Roman"/>
+        </w:rPr>
+        <w:t>id</w:t>
+      </w:r>
+      <w:proofErr w:type="spellEnd"/>
+      <w:r>
+        <w:rPr>
+          <w:rFonts w:cs="Times New Roman"/>
+        </w:rPr>
+        <w:t xml:space="preserve">: "1" вместе со всеми полями и его книгами (только </w:t>
+      </w:r>
+      <w:proofErr w:type="spellStart"/>
+      <w:r>
+        <w:rPr>
+          <w:rFonts w:cs="Times New Roman"/>
+        </w:rPr>
+        <w:t>title</w:t>
+      </w:r>
+      <w:proofErr w:type="spellEnd"/>
+      <w:r>
+        <w:rPr>
+          <w:rFonts w:cs="Times New Roman"/>
+        </w:rPr>
+        <w:t xml:space="preserve"> и </w:t>
+      </w:r>
+      <w:proofErr w:type="spellStart"/>
+      <w:r>
+        <w:rPr>
+          <w:rFonts w:cs="Times New Roman"/>
+        </w:rPr>
+        <w:t>genre</w:t>
+      </w:r>
+      <w:proofErr w:type="spellEnd"/>
+      <w:r>
+        <w:rPr>
+          <w:rFonts w:cs="Times New Roman"/>
+        </w:rPr>
+        <w:t>).</w:t>
       </w:r>
     </w:p>
     <w:p>
@@ -2895,13 +3870,55 @@
         <w:rPr>
           <w:rFonts w:cs="Times New Roman"/>
         </w:rPr>
-        <w:t>Рисунок 4 - Используя алиасы, получила</w:t>
-      </w:r>
-      <w:r>
-        <w:rPr>
-          <w:rFonts w:cs="Times New Roman"/>
-        </w:rPr>
-        <w:t xml:space="preserve"> данные автора 1 и автора 2 в одном запросе (только fullName и booksCount).</w:t>
+        <w:t xml:space="preserve">Рисунок 4 - Используя </w:t>
+      </w:r>
+      <w:proofErr w:type="spellStart"/>
+      <w:r>
+        <w:rPr>
+          <w:rFonts w:cs="Times New Roman"/>
+        </w:rPr>
+        <w:t>алиасы</w:t>
+      </w:r>
+      <w:proofErr w:type="spellEnd"/>
+      <w:r>
+        <w:rPr>
+          <w:rFonts w:cs="Times New Roman"/>
+        </w:rPr>
+        <w:t>, получила</w:t>
+      </w:r>
+      <w:r>
+        <w:rPr>
+          <w:rFonts w:cs="Times New Roman"/>
+        </w:rPr>
+        <w:t xml:space="preserve"> данные автора 1 и автора 2 в одном запросе (только </w:t>
+      </w:r>
+      <w:proofErr w:type="spellStart"/>
+      <w:r>
+        <w:rPr>
+          <w:rFonts w:cs="Times New Roman"/>
+        </w:rPr>
+        <w:t>fullName</w:t>
+      </w:r>
+      <w:proofErr w:type="spellEnd"/>
+      <w:r>
+        <w:rPr>
+          <w:rFonts w:cs="Times New Roman"/>
+        </w:rPr>
+        <w:t xml:space="preserve"> и </w:t>
+      </w:r>
+      <w:proofErr w:type="spellStart"/>
+      <w:r>
+        <w:rPr>
+          <w:rFonts w:cs="Times New Roman"/>
+        </w:rPr>
+        <w:t>booksCount</w:t>
+      </w:r>
+      <w:proofErr w:type="spellEnd"/>
+      <w:r>
+        <w:rPr>
+          <w:rFonts w:cs="Times New Roman"/>
+        </w:rPr>
+        <w:t>).</w:t>
       </w:r>
     </w:p>
     <w:p>
@@ -2990,7 +4007,21 @@
         <w:rPr>
           <w:rFonts w:cs="Times New Roman"/>
         </w:rPr>
-        <w:t xml:space="preserve"> по ID. Протестируйте с id: "1".</w:t>
+        <w:t xml:space="preserve"> по ID. Протестируйте с </w:t>
+      </w:r>
+      <w:proofErr w:type="spellStart"/>
+      <w:r>
+        <w:rPr>
+          <w:rFonts w:cs="Times New Roman"/>
+        </w:rPr>
+        <w:t>id</w:t>
+      </w:r>
+      <w:proofErr w:type="spellEnd"/>
+      <w:r>
+        <w:rPr>
+          <w:rFonts w:cs="Times New Roman"/>
+        </w:rPr>
+        <w:t>: "1".</w:t>
       </w:r>
     </w:p>
     <w:p>
@@ -3080,7 +4111,21 @@
         <w:rPr>
           <w:rFonts w:cs="Times New Roman"/>
         </w:rPr>
-        <w:t xml:space="preserve"> по ID. Протестируйте с id: "2".</w:t>
+        <w:t xml:space="preserve"> по ID. Протестируйте с </w:t>
+      </w:r>
+      <w:proofErr w:type="spellStart"/>
+      <w:r>
+        <w:rPr>
+          <w:rFonts w:cs="Times New Roman"/>
+        </w:rPr>
+        <w:t>id</w:t>
+      </w:r>
+      <w:proofErr w:type="spellEnd"/>
+      <w:r>
+        <w:rPr>
+          <w:rFonts w:cs="Times New Roman"/>
+        </w:rPr>
+        <w:t>: "2".</w:t>
       </w:r>
     </w:p>
     <w:p>
@@ -3091,11 +4136,11 @@
         <w:jc w:val="center"/>
         <w:outlineLvl w:val="1"/>
       </w:pPr>
-      <w:bookmarkStart w:id="5" w:name="_Toc232189997"/>
+      <w:bookmarkStart w:id="6" w:name="_Toc232189997"/>
       <w:r>
         <w:t>Задание № 3</w:t>
       </w:r>
-      <w:bookmarkEnd w:id="5"/>
+      <w:bookmarkEnd w:id="6"/>
     </w:p>
     <w:p>
       <w:pPr>
@@ -3212,6 +4257,7 @@
         </w:rPr>
         <w:t xml:space="preserve">– Новый автор, в ответе только </w:t>
       </w:r>
+      <w:proofErr w:type="gramStart"/>
       <w:r>
         <w:rPr>
           <w:rFonts w:cs="Times New Roman"/>
@@ -3225,6 +4271,7 @@
         </w:rPr>
         <w:t>,</w:t>
       </w:r>
+      <w:proofErr w:type="spellStart"/>
       <w:r>
         <w:rPr>
           <w:rFonts w:cs="Times New Roman"/>
@@ -3232,6 +4279,8 @@
         </w:rPr>
         <w:t>fullName</w:t>
       </w:r>
+      <w:proofErr w:type="spellEnd"/>
+      <w:proofErr w:type="gramEnd"/>
     </w:p>
     <w:p>
       <w:pPr>
@@ -3310,11 +4359,61 @@
         </w:rPr>
         <w:t xml:space="preserve"> – Новая книга для автора. В ответе </w:t>
       </w:r>
-      <w:r>
-        <w:rPr>
-          <w:rFonts w:cs="Times New Roman"/>
-        </w:rPr>
-        <w:t>id, title, isbn и fullName автора.</w:t>
+      <w:proofErr w:type="spellStart"/>
+      <w:r>
+        <w:rPr>
+          <w:rFonts w:cs="Times New Roman"/>
+        </w:rPr>
+        <w:t>id</w:t>
+      </w:r>
+      <w:proofErr w:type="spellEnd"/>
+      <w:r>
+        <w:rPr>
+          <w:rFonts w:cs="Times New Roman"/>
+        </w:rPr>
+        <w:t xml:space="preserve">, </w:t>
+      </w:r>
+      <w:proofErr w:type="spellStart"/>
+      <w:r>
+        <w:rPr>
+          <w:rFonts w:cs="Times New Roman"/>
+        </w:rPr>
+        <w:t>title</w:t>
+      </w:r>
+      <w:proofErr w:type="spellEnd"/>
+      <w:r>
+        <w:rPr>
+          <w:rFonts w:cs="Times New Roman"/>
+        </w:rPr>
+        <w:t xml:space="preserve">, </w:t>
+      </w:r>
+      <w:proofErr w:type="spellStart"/>
+      <w:r>
+        <w:rPr>
+          <w:rFonts w:cs="Times New Roman"/>
+        </w:rPr>
+        <w:t>isbn</w:t>
+      </w:r>
+      <w:proofErr w:type="spellEnd"/>
+      <w:r>
+        <w:rPr>
+          <w:rFonts w:cs="Times New Roman"/>
+        </w:rPr>
+        <w:t xml:space="preserve"> и </w:t>
+      </w:r>
+      <w:proofErr w:type="spellStart"/>
+      <w:r>
+        <w:rPr>
+          <w:rFonts w:cs="Times New Roman"/>
+        </w:rPr>
+        <w:t>fullName</w:t>
+      </w:r>
+      <w:proofErr w:type="spellEnd"/>
+      <w:r>
+        <w:rPr>
+          <w:rFonts w:cs="Times New Roman"/>
+        </w:rPr>
+        <w:t xml:space="preserve"> автора.</w:t>
       </w:r>
     </w:p>
     <w:p>
@@ -3398,13 +4497,41 @@
         <w:rPr>
           <w:rFonts w:cs="Times New Roman"/>
         </w:rPr>
-        <w:t xml:space="preserve"> созданную книгу - изменила title. Убедилась то</w:t>
-      </w:r>
-      <w:r>
-        <w:rPr>
-          <w:rFonts w:cs="Times New Roman"/>
-        </w:rPr>
-        <w:t>, что isbn остался прежним</w:t>
+        <w:t xml:space="preserve"> созданную книгу - изменила </w:t>
+      </w:r>
+      <w:proofErr w:type="spellStart"/>
+      <w:r>
+        <w:rPr>
+          <w:rFonts w:cs="Times New Roman"/>
+        </w:rPr>
+        <w:t>title</w:t>
+      </w:r>
+      <w:proofErr w:type="spellEnd"/>
+      <w:r>
+        <w:rPr>
+          <w:rFonts w:cs="Times New Roman"/>
+        </w:rPr>
+        <w:t>. Убедилась то</w:t>
+      </w:r>
+      <w:r>
+        <w:rPr>
+          <w:rFonts w:cs="Times New Roman"/>
+        </w:rPr>
+        <w:t xml:space="preserve">, что </w:t>
+      </w:r>
+      <w:proofErr w:type="spellStart"/>
+      <w:r>
+        <w:rPr>
+          <w:rFonts w:cs="Times New Roman"/>
+        </w:rPr>
+        <w:t>isbn</w:t>
+      </w:r>
+      <w:proofErr w:type="spellEnd"/>
+      <w:r>
+        <w:rPr>
+          <w:rFonts w:cs="Times New Roman"/>
+        </w:rPr>
+        <w:t xml:space="preserve"> остался прежним</w:t>
       </w:r>
     </w:p>
     <w:p>
@@ -3572,11 +4699,11 @@
         <w:jc w:val="center"/>
         <w:outlineLvl w:val="1"/>
       </w:pPr>
-      <w:bookmarkStart w:id="6" w:name="_Toc232189998"/>
+      <w:bookmarkStart w:id="7" w:name="_Toc232189998"/>
       <w:r>
         <w:t>Задание № 4</w:t>
       </w:r>
-      <w:bookmarkEnd w:id="6"/>
+      <w:bookmarkEnd w:id="7"/>
     </w:p>
     <w:p>
       <w:pPr>
@@ -3612,6 +4739,8 @@
       <w:r>
         <w:rPr>
           <w:rFonts w:cs="Times New Roman"/>
+          <w:noProof/>
+          <w:lang w:eastAsia="ru-RU"/>
         </w:rPr>
         <w:drawing>
           <wp:inline distT="0" distB="0" distL="0" distR="0" wp14:anchorId="5DAB9EC5" wp14:editId="1BF6D5E4">
@@ -3763,19 +4892,75 @@
         <w:rPr>
           <w:rFonts w:cs="Times New Roman"/>
         </w:rPr>
-        <w:t xml:space="preserve"> аргумент filter: AuthorFil</w:t>
-      </w:r>
-      <w:r>
-        <w:rPr>
-          <w:rFonts w:cs="Times New Roman"/>
-        </w:rPr>
-        <w:t>ter к полю authors в типе Q</w:t>
-      </w:r>
-      <w:r>
-        <w:rPr>
-          <w:rFonts w:cs="Times New Roman"/>
-        </w:rPr>
-        <w:t>uery, представлено на рисунке 14-15</w:t>
+        <w:t xml:space="preserve"> аргумент </w:t>
+      </w:r>
+      <w:proofErr w:type="spellStart"/>
+      <w:r>
+        <w:rPr>
+          <w:rFonts w:cs="Times New Roman"/>
+        </w:rPr>
+        <w:t>filter</w:t>
+      </w:r>
+      <w:proofErr w:type="spellEnd"/>
+      <w:r>
+        <w:rPr>
+          <w:rFonts w:cs="Times New Roman"/>
+        </w:rPr>
+        <w:t xml:space="preserve">: </w:t>
+      </w:r>
+      <w:proofErr w:type="spellStart"/>
+      <w:r>
+        <w:rPr>
+          <w:rFonts w:cs="Times New Roman"/>
+        </w:rPr>
+        <w:t>AuthorFil</w:t>
+      </w:r>
+      <w:r>
+        <w:rPr>
+          <w:rFonts w:cs="Times New Roman"/>
+        </w:rPr>
+        <w:t>ter</w:t>
+      </w:r>
+      <w:proofErr w:type="spellEnd"/>
+      <w:r>
+        <w:rPr>
+          <w:rFonts w:cs="Times New Roman"/>
+        </w:rPr>
+        <w:t xml:space="preserve"> к полю </w:t>
+      </w:r>
+      <w:proofErr w:type="spellStart"/>
+      <w:r>
+        <w:rPr>
+          <w:rFonts w:cs="Times New Roman"/>
+        </w:rPr>
+        <w:t>authors</w:t>
+      </w:r>
+      <w:proofErr w:type="spellEnd"/>
+      <w:r>
+        <w:rPr>
+          <w:rFonts w:cs="Times New Roman"/>
+        </w:rPr>
+        <w:t xml:space="preserve"> в типе </w:t>
+      </w:r>
+      <w:proofErr w:type="spellStart"/>
+      <w:r>
+        <w:rPr>
+          <w:rFonts w:cs="Times New Roman"/>
+        </w:rPr>
+        <w:t>Q</w:t>
+      </w:r>
+      <w:r>
+        <w:rPr>
+          <w:rFonts w:cs="Times New Roman"/>
+        </w:rPr>
+        <w:t>uery</w:t>
+      </w:r>
+      <w:proofErr w:type="spellEnd"/>
+      <w:r>
+        <w:rPr>
+          <w:rFonts w:cs="Times New Roman"/>
+        </w:rPr>
+        <w:t>, представлено на рисунке 14-15</w:t>
       </w:r>
       <w:r>
         <w:rPr>
@@ -3793,6 +4978,8 @@
       <w:r>
         <w:rPr>
           <w:rFonts w:cs="Times New Roman"/>
+          <w:noProof/>
+          <w:lang w:eastAsia="ru-RU"/>
         </w:rPr>
         <w:lastRenderedPageBreak/>
         <w:drawing>
@@ -3862,6 +5049,7 @@
         </w:rPr>
         <w:t xml:space="preserve">Добавляю </w:t>
       </w:r>
+      <w:proofErr w:type="spellStart"/>
       <w:r>
         <w:rPr>
           <w:rFonts w:cs="Times New Roman"/>
@@ -3869,6 +5057,7 @@
         </w:rPr>
         <w:t>AuthorFilter</w:t>
       </w:r>
+      <w:proofErr w:type="spellEnd"/>
       <w:r>
         <w:rPr>
           <w:rFonts w:cs="Times New Roman"/>
@@ -3913,7 +5102,8 @@
       <w:r>
         <w:rPr>
           <w:rFonts w:cs="Times New Roman"/>
-          <w:lang w:val="en-US"/>
+          <w:noProof/>
+          <w:lang w:eastAsia="ru-RU"/>
         </w:rPr>
         <w:drawing>
           <wp:inline distT="0" distB="0" distL="0" distR="0" wp14:anchorId="0D754769" wp14:editId="783DFEC9">
@@ -4091,7 +5281,7 @@
           <w:lang w:val="en-US"/>
         </w:rPr>
       </w:pPr>
-      <w:bookmarkStart w:id="7" w:name="_Toc232189999"/>
+      <w:bookmarkStart w:id="8" w:name="_Toc232189999"/>
       <w:r>
         <w:t>Задание</w:t>
       </w:r>
@@ -4101,7 +5291,7 @@
         </w:rPr>
         <w:t xml:space="preserve"> № 5</w:t>
       </w:r>
-      <w:bookmarkEnd w:id="7"/>
+      <w:bookmarkEnd w:id="8"/>
     </w:p>
     <w:p>
       <w:pPr>
@@ -4160,7 +5350,39 @@
           <w:rFonts w:cs="Times New Roman"/>
           <w:lang w:val="en-US"/>
         </w:rPr>
-        <w:t>: id: ID!, text: String!, rating: Int! (</w:t>
+        <w:t xml:space="preserve">: id: </w:t>
+      </w:r>
+      <w:proofErr w:type="gramStart"/>
+      <w:r>
+        <w:rPr>
+          <w:rFonts w:cs="Times New Roman"/>
+          <w:lang w:val="en-US"/>
+        </w:rPr>
+        <w:t>ID!,</w:t>
+      </w:r>
+      <w:proofErr w:type="gramEnd"/>
+      <w:r>
+        <w:rPr>
+          <w:rFonts w:cs="Times New Roman"/>
+          <w:lang w:val="en-US"/>
+        </w:rPr>
+        <w:t xml:space="preserve"> text: String!, rating: </w:t>
+      </w:r>
+      <w:proofErr w:type="spellStart"/>
+      <w:r>
+        <w:rPr>
+          <w:rFonts w:cs="Times New Roman"/>
+          <w:lang w:val="en-US"/>
+        </w:rPr>
+        <w:t>Int</w:t>
+      </w:r>
+      <w:proofErr w:type="spellEnd"/>
+      <w:r>
+        <w:rPr>
+          <w:rFonts w:cs="Times New Roman"/>
+          <w:lang w:val="en-US"/>
+        </w:rPr>
+        <w:t>! (</w:t>
       </w:r>
       <w:r>
         <w:rPr>
@@ -4186,8 +5408,42 @@
           <w:rFonts w:cs="Times New Roman"/>
           <w:lang w:val="en-US"/>
         </w:rPr>
-        <w:t xml:space="preserve"> 5), createdAt: DateTime!.</w:t>
-      </w:r>
+        <w:t xml:space="preserve"> 5), </w:t>
+      </w:r>
+      <w:proofErr w:type="spellStart"/>
+      <w:r>
+        <w:rPr>
+          <w:rFonts w:cs="Times New Roman"/>
+          <w:lang w:val="en-US"/>
+        </w:rPr>
+        <w:t>createdAt</w:t>
+      </w:r>
+      <w:proofErr w:type="spellEnd"/>
+      <w:r>
+        <w:rPr>
+          <w:rFonts w:cs="Times New Roman"/>
+          <w:lang w:val="en-US"/>
+        </w:rPr>
+        <w:t xml:space="preserve">: </w:t>
+      </w:r>
+      <w:proofErr w:type="spellStart"/>
+      <w:proofErr w:type="gramStart"/>
+      <w:r>
+        <w:rPr>
+          <w:rFonts w:cs="Times New Roman"/>
+          <w:lang w:val="en-US"/>
+        </w:rPr>
+        <w:t>DateTime</w:t>
+      </w:r>
+      <w:proofErr w:type="spellEnd"/>
+      <w:r>
+        <w:rPr>
+          <w:rFonts w:cs="Times New Roman"/>
+          <w:lang w:val="en-US"/>
+        </w:rPr>
+        <w:t>!.</w:t>
+      </w:r>
+      <w:proofErr w:type="gramEnd"/>
       <w:r>
         <w:rPr>
           <w:rFonts w:cs="Times New Roman"/>
@@ -4216,6 +5472,8 @@
       <w:r>
         <w:rPr>
           <w:rFonts w:cs="Times New Roman"/>
+          <w:noProof/>
+          <w:lang w:eastAsia="ru-RU"/>
         </w:rPr>
         <w:drawing>
           <wp:inline distT="0" distB="0" distL="0" distR="0" wp14:anchorId="2D1654D2" wp14:editId="4CC0BC6D">
@@ -4422,6 +5680,7 @@
         </w:rPr>
         <w:t xml:space="preserve"> </w:t>
       </w:r>
+      <w:proofErr w:type="spellStart"/>
       <w:r>
         <w:rPr>
           <w:rFonts w:cs="Times New Roman"/>
@@ -4429,6 +5688,7 @@
         </w:rPr>
         <w:t>CreateReviewInput</w:t>
       </w:r>
+      <w:proofErr w:type="spellEnd"/>
       <w:r>
         <w:rPr>
           <w:rFonts w:cs="Times New Roman"/>
@@ -4459,6 +5719,7 @@
         </w:rPr>
         <w:t xml:space="preserve">: </w:t>
       </w:r>
+      <w:proofErr w:type="spellStart"/>
       <w:r>
         <w:rPr>
           <w:rFonts w:cs="Times New Roman"/>
@@ -4466,12 +5727,14 @@
         </w:rPr>
         <w:t>bookId</w:t>
       </w:r>
+      <w:proofErr w:type="spellEnd"/>
       <w:r>
         <w:rPr>
           <w:rFonts w:cs="Times New Roman"/>
         </w:rPr>
         <w:t xml:space="preserve">: </w:t>
       </w:r>
+      <w:proofErr w:type="gramStart"/>
       <w:r>
         <w:rPr>
           <w:rFonts w:cs="Times New Roman"/>
@@ -4483,6 +5746,39 @@
         <w:rPr>
           <w:rFonts w:cs="Times New Roman"/>
         </w:rPr>
+        <w:t>!,</w:t>
+      </w:r>
+      <w:proofErr w:type="gramEnd"/>
+      <w:r>
+        <w:rPr>
+          <w:rFonts w:cs="Times New Roman"/>
+        </w:rPr>
+        <w:t xml:space="preserve"> </w:t>
+      </w:r>
+      <w:r>
+        <w:rPr>
+          <w:rFonts w:cs="Times New Roman"/>
+          <w:lang w:val="en-US"/>
+        </w:rPr>
+        <w:t>text</w:t>
+      </w:r>
+      <w:r>
+        <w:rPr>
+          <w:rFonts w:cs="Times New Roman"/>
+        </w:rPr>
+        <w:t xml:space="preserve">: </w:t>
+      </w:r>
+      <w:r>
+        <w:rPr>
+          <w:rFonts w:cs="Times New Roman"/>
+          <w:lang w:val="en-US"/>
+        </w:rPr>
+        <w:t>String</w:t>
+      </w:r>
+      <w:r>
+        <w:rPr>
+          <w:rFonts w:cs="Times New Roman"/>
+        </w:rPr>
         <w:t xml:space="preserve">!, </w:t>
       </w:r>
       <w:r>
@@ -4490,7 +5786,7 @@
           <w:rFonts w:cs="Times New Roman"/>
           <w:lang w:val="en-US"/>
         </w:rPr>
-        <w:t>text</w:t>
+        <w:t>rating</w:t>
       </w:r>
       <w:r>
         <w:rPr>
@@ -4498,32 +5794,7 @@
         </w:rPr>
         <w:t xml:space="preserve">: </w:t>
       </w:r>
-      <w:r>
-        <w:rPr>
-          <w:rFonts w:cs="Times New Roman"/>
-          <w:lang w:val="en-US"/>
-        </w:rPr>
-        <w:t>String</w:t>
-      </w:r>
-      <w:r>
-        <w:rPr>
-          <w:rFonts w:cs="Times New Roman"/>
-        </w:rPr>
-        <w:t xml:space="preserve">!, </w:t>
-      </w:r>
-      <w:r>
-        <w:rPr>
-          <w:rFonts w:cs="Times New Roman"/>
-          <w:lang w:val="en-US"/>
-        </w:rPr>
-        <w:t>rating</w:t>
-      </w:r>
-      <w:r>
-        <w:rPr>
-          <w:rFonts w:cs="Times New Roman"/>
-        </w:rPr>
-        <w:t xml:space="preserve">: </w:t>
-      </w:r>
+      <w:proofErr w:type="spellStart"/>
       <w:r>
         <w:rPr>
           <w:rFonts w:cs="Times New Roman"/>
@@ -4531,6 +5802,7 @@
         </w:rPr>
         <w:t>Int</w:t>
       </w:r>
+      <w:proofErr w:type="spellEnd"/>
       <w:r>
         <w:rPr>
           <w:rFonts w:cs="Times New Roman"/>
@@ -4605,7 +5877,8 @@
       <w:r>
         <w:rPr>
           <w:rFonts w:cs="Times New Roman"/>
-          <w:lang w:val="en-US"/>
+          <w:noProof/>
+          <w:lang w:eastAsia="ru-RU"/>
         </w:rPr>
         <w:lastRenderedPageBreak/>
         <w:drawing>
@@ -4824,7 +6097,48 @@
           <w:rFonts w:cs="Times New Roman"/>
           <w:lang w:val="en-US"/>
         </w:rPr>
-        <w:t xml:space="preserve"> createReview(input: CreateReviewInput!): Review!</w:t>
+        <w:t xml:space="preserve"> </w:t>
+      </w:r>
+      <w:proofErr w:type="spellStart"/>
+      <w:proofErr w:type="gramStart"/>
+      <w:r>
+        <w:rPr>
+          <w:rFonts w:cs="Times New Roman"/>
+          <w:lang w:val="en-US"/>
+        </w:rPr>
+        <w:t>createReview</w:t>
+      </w:r>
+      <w:proofErr w:type="spellEnd"/>
+      <w:r>
+        <w:rPr>
+          <w:rFonts w:cs="Times New Roman"/>
+          <w:lang w:val="en-US"/>
+        </w:rPr>
+        <w:t>(</w:t>
+      </w:r>
+      <w:proofErr w:type="gramEnd"/>
+      <w:r>
+        <w:rPr>
+          <w:rFonts w:cs="Times New Roman"/>
+          <w:lang w:val="en-US"/>
+        </w:rPr>
+        <w:t xml:space="preserve">input: </w:t>
+      </w:r>
+      <w:proofErr w:type="spellStart"/>
+      <w:r>
+        <w:rPr>
+          <w:rFonts w:cs="Times New Roman"/>
+          <w:lang w:val="en-US"/>
+        </w:rPr>
+        <w:t>CreateReviewInput</w:t>
+      </w:r>
+      <w:proofErr w:type="spellEnd"/>
+      <w:r>
+        <w:rPr>
+          <w:rFonts w:cs="Times New Roman"/>
+          <w:lang w:val="en-US"/>
+        </w:rPr>
+        <w:t>!): Review!</w:t>
       </w:r>
     </w:p>
     <w:p>
@@ -4875,6 +6189,8 @@
       <w:r>
         <w:rPr>
           <w:rFonts w:cs="Times New Roman"/>
+          <w:noProof/>
+          <w:lang w:eastAsia="ru-RU"/>
         </w:rPr>
         <w:lastRenderedPageBreak/>
         <w:drawing>
@@ -4974,7 +6290,32 @@
           <w:rFonts w:cs="Times New Roman"/>
           <w:lang w:val="en-US"/>
         </w:rPr>
-        <w:t xml:space="preserve"> reviews(bookId: ID!): [Review!]!</w:t>
+        <w:t xml:space="preserve"> </w:t>
+      </w:r>
+      <w:proofErr w:type="gramStart"/>
+      <w:r>
+        <w:rPr>
+          <w:rFonts w:cs="Times New Roman"/>
+          <w:lang w:val="en-US"/>
+        </w:rPr>
+        <w:t>reviews(</w:t>
+      </w:r>
+      <w:proofErr w:type="spellStart"/>
+      <w:proofErr w:type="gramEnd"/>
+      <w:r>
+        <w:rPr>
+          <w:rFonts w:cs="Times New Roman"/>
+          <w:lang w:val="en-US"/>
+        </w:rPr>
+        <w:t>bookId</w:t>
+      </w:r>
+      <w:proofErr w:type="spellEnd"/>
+      <w:r>
+        <w:rPr>
+          <w:rFonts w:cs="Times New Roman"/>
+          <w:lang w:val="en-US"/>
+        </w:rPr>
+        <w:t>: ID!): [Review!]!</w:t>
       </w:r>
     </w:p>
     <w:p>
@@ -5007,6 +6348,7 @@
         </w:rPr>
         <w:t xml:space="preserve">ример </w:t>
       </w:r>
+      <w:proofErr w:type="spellStart"/>
       <w:r>
         <w:rPr>
           <w:rFonts w:cs="Times New Roman"/>
@@ -5014,6 +6356,7 @@
         </w:rPr>
         <w:t>GraphQL</w:t>
       </w:r>
+      <w:proofErr w:type="spellEnd"/>
       <w:r>
         <w:rPr>
           <w:rFonts w:cs="Times New Roman"/>
@@ -5104,7 +6447,23 @@
           <w:rFonts w:cs="Times New Roman"/>
           <w:lang w:val="en-US"/>
         </w:rPr>
-        <w:t xml:space="preserve">  book(id: "1"){</w:t>
+        <w:t xml:space="preserve">  </w:t>
+      </w:r>
+      <w:proofErr w:type="gramStart"/>
+      <w:r>
+        <w:rPr>
+          <w:rFonts w:cs="Times New Roman"/>
+          <w:lang w:val="en-US"/>
+        </w:rPr>
+        <w:t>book(</w:t>
+      </w:r>
+      <w:proofErr w:type="gramEnd"/>
+      <w:r>
+        <w:rPr>
+          <w:rFonts w:cs="Times New Roman"/>
+          <w:lang w:val="en-US"/>
+        </w:rPr>
+        <w:t>id: "1"){</w:t>
       </w:r>
     </w:p>
     <w:p>
@@ -5138,8 +6497,17 @@
           <w:rFonts w:cs="Times New Roman"/>
           <w:lang w:val="en-US"/>
         </w:rPr>
-        <w:t xml:space="preserve">    reviews{</w:t>
-      </w:r>
+        <w:t xml:space="preserve">    </w:t>
+      </w:r>
+      <w:proofErr w:type="gramStart"/>
+      <w:r>
+        <w:rPr>
+          <w:rFonts w:cs="Times New Roman"/>
+          <w:lang w:val="en-US"/>
+        </w:rPr>
+        <w:t>reviews{</w:t>
+      </w:r>
+      <w:proofErr w:type="gramEnd"/>
     </w:p>
     <w:p>
       <w:pPr>
@@ -5191,15 +6559,20 @@
         <w:ind w:firstLine="0"/>
         <w:rPr>
           <w:rFonts w:cs="Times New Roman"/>
-          <w:lang w:val="en-US"/>
-        </w:rPr>
-      </w:pPr>
-      <w:r>
-        <w:rPr>
-          <w:rFonts w:cs="Times New Roman"/>
-          <w:lang w:val="en-US"/>
-        </w:rPr>
-        <w:t xml:space="preserve">    }</w:t>
+        </w:rPr>
+      </w:pPr>
+      <w:r>
+        <w:rPr>
+          <w:rFonts w:cs="Times New Roman"/>
+          <w:lang w:val="en-US"/>
+        </w:rPr>
+        <w:t xml:space="preserve">    </w:t>
+      </w:r>
+      <w:r>
+        <w:rPr>
+          <w:rFonts w:cs="Times New Roman"/>
+        </w:rPr>
+        <w:t>}</w:t>
       </w:r>
     </w:p>
     <w:p>
@@ -5208,13 +6581,11 @@
         <w:ind w:firstLine="0"/>
         <w:rPr>
           <w:rFonts w:cs="Times New Roman"/>
-          <w:lang w:val="en-US"/>
-        </w:rPr>
-      </w:pPr>
-      <w:r>
-        <w:rPr>
-          <w:rFonts w:cs="Times New Roman"/>
-          <w:lang w:val="en-US"/>
+        </w:rPr>
+      </w:pPr>
+      <w:r>
+        <w:rPr>
+          <w:rFonts w:cs="Times New Roman"/>
         </w:rPr>
         <w:t xml:space="preserve">  }</w:t>
       </w:r>
@@ -5225,13 +6596,11 @@
         <w:ind w:firstLine="0"/>
         <w:rPr>
           <w:rFonts w:cs="Times New Roman"/>
-          <w:lang w:val="en-US"/>
-        </w:rPr>
-      </w:pPr>
-      <w:r>
-        <w:rPr>
-          <w:rFonts w:cs="Times New Roman"/>
-          <w:lang w:val="en-US"/>
+        </w:rPr>
+      </w:pPr>
+      <w:r>
+        <w:rPr>
+          <w:rFonts w:cs="Times New Roman"/>
         </w:rPr>
         <w:t>}</w:t>
       </w:r>
@@ -5242,7 +6611,6 @@
         <w:ind w:firstLine="0"/>
         <w:rPr>
           <w:rFonts w:cs="Times New Roman"/>
-          <w:lang w:val="en-US"/>
         </w:rPr>
       </w:pPr>
     </w:p>
@@ -5252,7 +6620,6 @@
         <w:ind w:firstLine="0"/>
         <w:rPr>
           <w:rFonts w:cs="Times New Roman"/>
-          <w:lang w:val="en-US"/>
         </w:rPr>
       </w:pPr>
     </w:p>
@@ -5262,7 +6629,6 @@
         <w:ind w:firstLine="0"/>
         <w:rPr>
           <w:rFonts w:cs="Times New Roman"/>
-          <w:lang w:val="en-US"/>
         </w:rPr>
       </w:pPr>
     </w:p>
@@ -5272,7 +6638,6 @@
         <w:ind w:firstLine="0"/>
         <w:rPr>
           <w:rFonts w:cs="Times New Roman"/>
-          <w:lang w:val="en-US"/>
         </w:rPr>
       </w:pPr>
     </w:p>
@@ -5282,7 +6647,6 @@
         <w:ind w:firstLine="0"/>
         <w:rPr>
           <w:rFonts w:cs="Times New Roman"/>
-          <w:lang w:val="en-US"/>
         </w:rPr>
       </w:pPr>
     </w:p>
@@ -5292,7 +6656,6 @@
         <w:ind w:firstLine="0"/>
         <w:rPr>
           <w:rFonts w:cs="Times New Roman"/>
-          <w:lang w:val="en-US"/>
         </w:rPr>
       </w:pPr>
     </w:p>
@@ -5302,7 +6665,6 @@
         <w:ind w:firstLine="0"/>
         <w:rPr>
           <w:rFonts w:cs="Times New Roman"/>
-          <w:lang w:val="en-US"/>
         </w:rPr>
       </w:pPr>
     </w:p>
@@ -5312,7 +6674,6 @@
         <w:ind w:firstLine="0"/>
         <w:rPr>
           <w:rFonts w:cs="Times New Roman"/>
-          <w:lang w:val="en-US"/>
         </w:rPr>
       </w:pPr>
     </w:p>
@@ -5322,7 +6683,6 @@
         <w:ind w:firstLine="0"/>
         <w:rPr>
           <w:rFonts w:cs="Times New Roman"/>
-          <w:lang w:val="en-US"/>
         </w:rPr>
       </w:pPr>
     </w:p>
@@ -5332,7 +6692,6 @@
         <w:ind w:firstLine="0"/>
         <w:rPr>
           <w:rFonts w:cs="Times New Roman"/>
-          <w:lang w:val="en-US"/>
         </w:rPr>
       </w:pPr>
     </w:p>
@@ -5342,7 +6701,6 @@
         <w:ind w:firstLine="0"/>
         <w:rPr>
           <w:rFonts w:cs="Times New Roman"/>
-          <w:lang w:val="en-US"/>
         </w:rPr>
       </w:pPr>
     </w:p>
@@ -5352,11 +6710,8 @@
         <w:ind w:firstLine="0"/>
         <w:rPr>
           <w:rFonts w:cs="Times New Roman"/>
-          <w:lang w:val="en-US"/>
-        </w:rPr>
-      </w:pPr>
-      <w:bookmarkStart w:id="8" w:name="_GoBack"/>
-      <w:bookmarkEnd w:id="8"/>
+        </w:rPr>
+      </w:pPr>
     </w:p>
     <w:p>
       <w:pPr>
@@ -5393,7 +6748,21 @@
         <w:rPr>
           <w:rFonts w:cs="Times New Roman"/>
         </w:rPr>
-        <w:t xml:space="preserve"> репозиторий с проектом</w:t>
+        <w:t xml:space="preserve"> </w:t>
+      </w:r>
+      <w:proofErr w:type="spellStart"/>
+      <w:r>
+        <w:rPr>
+          <w:rFonts w:cs="Times New Roman"/>
+        </w:rPr>
+        <w:t>репозиторий</w:t>
+      </w:r>
+      <w:proofErr w:type="spellEnd"/>
+      <w:r>
+        <w:rPr>
+          <w:rFonts w:cs="Times New Roman"/>
+        </w:rPr>
+        <w:t xml:space="preserve"> с проектом</w:t>
       </w:r>
       <w:r>
         <w:rPr>
@@ -5492,6 +6861,7 @@
         <w:docPartUnique/>
       </w:docPartObj>
     </w:sdtPr>
+    <w:sdtEndPr/>
     <w:sdtContent>
       <w:p>
         <w:pPr>
@@ -5511,7 +6881,7 @@
           <w:rPr>
             <w:noProof/>
           </w:rPr>
-          <w:t>3</w:t>
+          <w:t>15</w:t>
         </w:r>
         <w:r>
           <w:fldChar w:fldCharType="end"/>
@@ -8051,6 +9421,7 @@
   <w:style w:type="character" w:default="1" w:styleId="a0">
     <w:name w:val="Default Paragraph Font"/>
     <w:uiPriority w:val="1"/>
+    <w:semiHidden/>
     <w:unhideWhenUsed/>
   </w:style>
   <w:style w:type="table" w:default="1" w:styleId="a1">
@@ -8675,7 +10046,7 @@
 </file>
 
 <file path=customXml/itemProps1.xml><?xml version="1.0" encoding="utf-8"?>
-<ds:datastoreItem xmlns:ds="http://schemas.openxmlformats.org/officeDocument/2006/customXml" ds:itemID="{3D52E927-835B-40DD-B0A8-3A243F974BA7}">
+<ds:datastoreItem xmlns:ds="http://schemas.openxmlformats.org/officeDocument/2006/customXml" ds:itemID="{7327F3E0-B235-409A-ACD6-2691B4B2FCEA}">
   <ds:schemaRefs>
     <ds:schemaRef ds:uri="http://schemas.openxmlformats.org/officeDocument/2006/bibliography"/>
   </ds:schemaRefs>
